--- a/pr-preview/pr-354/chapters/conciseness-tracked-changes.docx
+++ b/pr-preview/pr-354/chapters/conciseness-tracked-changes.docx
@@ -26,7 +26,7 @@
       </w:pPr>
       <w:ins w:id="2" w:author="PR Preview" w:date="2026-01-01T00:00:00Z">
         <w:r>
-          <w:t xml:space="preserve">Last modified: 2026-10-26 00:41:12 (PDT)</w:t>
+          <w:t xml:space="preserve">Last modified: 2026-10-26 00:52:41 (PDT)</w:t>
         </w:r>
       </w:ins>
     </w:p>
@@ -2517,69 +2517,71 @@
       <w:pPr>
         <w:pStyle w:val="BodyText"/>
       </w:pPr>
-      <w:ins w:id="3" w:author="PR Preview" w:date="2026-01-01T00:00:00Z">
+      <w:del w:id="3" w:author="PR Preview" w:date="2026-01-01T00:00:00Z">
+        <w:r>
+          <w:delText xml:space="preserve">A few mechanics to keep in mind when writing one:</w:delText>
+        </w:r>
+      </w:del>
+    </w:p>
+    <w:p>
+      <w:pPr>
+        <w:pStyle w:val="BodyText"/>
+      </w:pPr>
+      <w:ins w:id="4" w:author="PR Preview" w:date="2026-01-01T00:00:00Z">
         <w:r>
           <w:t xml:space="preserve">A case analysis is a parallel run too.</w:t>
         </w:r>
       </w:ins>
-      <w:ins w:id="4" w:author="PR Preview" w:date="2026-01-01T00:00:00Z">
+      <w:ins w:id="5" w:author="PR Preview" w:date="2026-01-01T00:00:00Z">
         <w:r>
           <w:t xml:space="preserve"> </w:t>
         </w:r>
       </w:ins>
-      <w:ins w:id="5" w:author="PR Preview" w:date="2026-01-01T00:00:00Z">
-        <w:r>
-          <w:t xml:space="preserve">When a result holds in several cases,</w:t>
-        </w:r>
-      </w:ins>
       <w:ins w:id="6" w:author="PR Preview" w:date="2026-01-01T00:00:00Z">
         <w:r>
+          <w:t xml:space="preserve">Write one bullet per case,</w:t>
+        </w:r>
+      </w:ins>
+      <w:ins w:id="7" w:author="PR Preview" w:date="2026-01-01T00:00:00Z">
+        <w:r>
           <w:t xml:space="preserve"> </w:t>
         </w:r>
       </w:ins>
-      <w:ins w:id="7" w:author="PR Preview" w:date="2026-01-01T00:00:00Z">
-        <w:r>
-          <w:t xml:space="preserve">write one bullet per case,</w:t>
-        </w:r>
-      </w:ins>
       <w:ins w:id="8" w:author="PR Preview" w:date="2026-01-01T00:00:00Z">
         <w:r>
+          <w:t xml:space="preserve">and begin each with a bold label that names the case.</w:t>
+        </w:r>
+      </w:ins>
+      <w:ins w:id="9" w:author="PR Preview" w:date="2026-01-01T00:00:00Z">
+        <w:r>
           <w:t xml:space="preserve"> </w:t>
         </w:r>
       </w:ins>
-      <w:ins w:id="9" w:author="PR Preview" w:date="2026-01-01T00:00:00Z">
-        <w:r>
-          <w:t xml:space="preserve">and begin each with a bold label that names the case.</w:t>
-        </w:r>
-      </w:ins>
       <w:ins w:id="10" w:author="PR Preview" w:date="2026-01-01T00:00:00Z">
         <w:r>
+          <w:t xml:space="preserve">Display math can sit inside a bullet,</w:t>
+        </w:r>
+      </w:ins>
+      <w:ins w:id="11" w:author="PR Preview" w:date="2026-01-01T00:00:00Z">
+        <w:r>
           <w:t xml:space="preserve"> </w:t>
         </w:r>
       </w:ins>
-      <w:ins w:id="11" w:author="PR Preview" w:date="2026-01-01T00:00:00Z">
-        <w:r>
-          <w:t xml:space="preserve">Display math can sit inside a bullet,</w:t>
-        </w:r>
-      </w:ins>
       <w:ins w:id="12" w:author="PR Preview" w:date="2026-01-01T00:00:00Z">
         <w:r>
-          <w:t xml:space="preserve"> </w:t>
-        </w:r>
-      </w:ins>
+          <w:t xml:space="preserve">indented to the bullet’s text.</w:t>
+        </w:r>
+      </w:ins>
+    </w:p>
+    <w:p>
+      <w:pPr>
+        <w:pStyle w:val="BodyText"/>
+      </w:pPr>
       <w:ins w:id="13" w:author="PR Preview" w:date="2026-01-01T00:00:00Z">
         <w:r>
-          <w:t xml:space="preserve">indented to the bullet’s text.</w:t>
-        </w:r>
-      </w:ins>
-    </w:p>
-    <w:p>
-      <w:pPr>
-        <w:pStyle w:val="BodyText"/>
-      </w:pPr>
-      <w:r>
-        <w:t xml:space="preserve">A few mechanics to keep in mind when writing one:</w:t>
-      </w:r>
+          <w:t xml:space="preserve">A few mechanics to keep in mind when writing a bullet list:</w:t>
+        </w:r>
+      </w:ins>
     </w:p>
     <w:p>
       <w:pPr>
@@ -2999,7 +3001,7 @@
             <w:b/>
             <w:bCs/>
           </w:rPr>
-          <w:t xml:space="preserve">Example 11 (Turning case paragraphs into bullet points)</w:t>
+          <w:t xml:space="preserve">Example 11 (Turning a paragraph of cases into bullet points)</w:t>
         </w:r>
       </w:ins>
       <w:ins w:id="15" w:author="PR Preview" w:date="2026-01-01T00:00:00Z">
@@ -3117,10 +3119,20 @@
       </w:ins>
       <w:ins w:id="31" w:author="PR Preview" w:date="2026-01-01T00:00:00Z">
         <w:r>
-          <w:t xml:space="preserve">, and it is the same at</w:t>
+          <w:t xml:space="preserve">.</w:t>
         </w:r>
       </w:ins>
       <w:ins w:id="32" w:author="PR Preview" w:date="2026-01-01T00:00:00Z">
+        <w:r>
+          <w:t xml:space="preserve"> </w:t>
+        </w:r>
+      </w:ins>
+      <w:ins w:id="33" w:author="PR Preview" w:date="2026-01-01T00:00:00Z">
+        <w:r>
+          <w:t xml:space="preserve">At</w:t>
+        </w:r>
+      </w:ins>
+      <w:ins w:id="34" w:author="PR Preview" w:date="2026-01-01T00:00:00Z">
         <w:r>
           <w:t xml:space="preserve"> </w:t>
         </w:r>
@@ -3145,7 +3157,27 @@
           <m:t>2</m:t>
         </m:r>
       </m:oMath>
-      <w:ins w:id="33" w:author="PR Preview" w:date="2026-01-01T00:00:00Z">
+      <w:ins w:id="35" w:author="PR Preview" w:date="2026-01-01T00:00:00Z">
+        <w:r>
+          <w:t xml:space="preserve"> </w:t>
+        </w:r>
+      </w:ins>
+      <w:ins w:id="36" w:author="PR Preview" w:date="2026-01-01T00:00:00Z">
+        <w:r>
+          <w:t xml:space="preserve">it is</w:t>
+        </w:r>
+      </w:ins>
+      <w:ins w:id="37" w:author="PR Preview" w:date="2026-01-01T00:00:00Z">
+        <w:r>
+          <w:t xml:space="preserve"> </w:t>
+        </w:r>
+      </w:ins>
+      <w:ins w:id="38" w:author="PR Preview" w:date="2026-01-01T00:00:00Z">
+        <w:r>
+          <w:t xml:space="preserve">$\sigmoid'(-2) \approx 0.105$</w:t>
+        </w:r>
+      </w:ins>
+      <w:ins w:id="39" w:author="PR Preview" w:date="2026-01-01T00:00:00Z">
         <w:r>
           <w:t xml:space="preserve">.</w:t>
         </w:r>
@@ -3155,27 +3187,27 @@
       <w:pPr>
         <w:pStyle w:val="BlockText"/>
       </w:pPr>
-      <w:ins w:id="34" w:author="PR Preview" w:date="2026-01-01T00:00:00Z">
+      <w:ins w:id="40" w:author="PR Preview" w:date="2026-01-01T00:00:00Z">
         <w:r>
           <w:t xml:space="preserve">✅ The slope</w:t>
         </w:r>
       </w:ins>
-      <w:ins w:id="35" w:author="PR Preview" w:date="2026-01-01T00:00:00Z">
+      <w:ins w:id="41" w:author="PR Preview" w:date="2026-01-01T00:00:00Z">
         <w:r>
           <w:t xml:space="preserve"> </w:t>
         </w:r>
       </w:ins>
-      <w:ins w:id="36" w:author="PR Preview" w:date="2026-01-01T00:00:00Z">
+      <w:ins w:id="42" w:author="PR Preview" w:date="2026-01-01T00:00:00Z">
         <w:r>
           <w:t xml:space="preserve">$\sigmoid'(z)$</w:t>
         </w:r>
       </w:ins>
-      <w:ins w:id="37" w:author="PR Preview" w:date="2026-01-01T00:00:00Z">
+      <w:ins w:id="43" w:author="PR Preview" w:date="2026-01-01T00:00:00Z">
         <w:r>
           <w:t xml:space="preserve"> </w:t>
         </w:r>
       </w:ins>
-      <w:ins w:id="38" w:author="PR Preview" w:date="2026-01-01T00:00:00Z">
+      <w:ins w:id="44" w:author="PR Preview" w:date="2026-01-01T00:00:00Z">
         <w:r>
           <w:t xml:space="preserve">at three scores:</w:t>
         </w:r>
@@ -3203,7 +3235,7 @@
           <m:t>0</m:t>
         </m:r>
       </m:oMath>
-      <w:ins w:id="39" w:author="PR Preview" w:date="2026-01-01T00:00:00Z">
+      <w:ins w:id="45" w:author="PR Preview" w:date="2026-01-01T00:00:00Z">
         <w:r>
           <w:rPr>
             <w:b/>
@@ -3212,19 +3244,19 @@
           <w:t xml:space="preserve">:</w:t>
         </w:r>
       </w:ins>
-      <w:ins w:id="40" w:author="PR Preview" w:date="2026-01-01T00:00:00Z">
+      <w:ins w:id="46" w:author="PR Preview" w:date="2026-01-01T00:00:00Z">
         <w:r>
           <w:t xml:space="preserve"> </w:t>
         </w:r>
       </w:ins>
-      <w:ins w:id="41" w:author="PR Preview" w:date="2026-01-01T00:00:00Z">
+      <w:ins w:id="47" w:author="PR Preview" w:date="2026-01-01T00:00:00Z">
         <w:r>
           <w:t xml:space="preserve">$\sigmoid'(0) = 1/4$</w:t>
         </w:r>
       </w:ins>
-      <w:ins w:id="42" w:author="PR Preview" w:date="2026-01-01T00:00:00Z">
-        <w:r>
-          <w:t xml:space="preserve">, the highest value.</w:t>
+      <w:ins w:id="48" w:author="PR Preview" w:date="2026-01-01T00:00:00Z">
+        <w:r>
+          <w:t xml:space="preserve">.</w:t>
         </w:r>
       </w:ins>
     </w:p>
@@ -3250,7 +3282,7 @@
           <m:t>2</m:t>
         </m:r>
       </m:oMath>
-      <w:ins w:id="43" w:author="PR Preview" w:date="2026-01-01T00:00:00Z">
+      <w:ins w:id="49" w:author="PR Preview" w:date="2026-01-01T00:00:00Z">
         <w:r>
           <w:rPr>
             <w:b/>
@@ -3259,17 +3291,17 @@
           <w:t xml:space="preserve">:</w:t>
         </w:r>
       </w:ins>
-      <w:ins w:id="44" w:author="PR Preview" w:date="2026-01-01T00:00:00Z">
+      <w:ins w:id="50" w:author="PR Preview" w:date="2026-01-01T00:00:00Z">
         <w:r>
           <w:t xml:space="preserve"> </w:t>
         </w:r>
       </w:ins>
-      <w:ins w:id="45" w:author="PR Preview" w:date="2026-01-01T00:00:00Z">
+      <w:ins w:id="51" w:author="PR Preview" w:date="2026-01-01T00:00:00Z">
         <w:r>
           <w:t xml:space="preserve">$\sigmoid'(2) \approx 0.105$</w:t>
         </w:r>
       </w:ins>
-      <w:ins w:id="46" w:author="PR Preview" w:date="2026-01-01T00:00:00Z">
+      <w:ins w:id="52" w:author="PR Preview" w:date="2026-01-01T00:00:00Z">
         <w:r>
           <w:t xml:space="preserve">.</w:t>
         </w:r>
@@ -3303,7 +3335,7 @@
           <m:t>2</m:t>
         </m:r>
       </m:oMath>
-      <w:ins w:id="47" w:author="PR Preview" w:date="2026-01-01T00:00:00Z">
+      <w:ins w:id="53" w:author="PR Preview" w:date="2026-01-01T00:00:00Z">
         <w:r>
           <w:rPr>
             <w:b/>
@@ -3312,56 +3344,37 @@
           <w:t xml:space="preserve">:</w:t>
         </w:r>
       </w:ins>
-      <w:ins w:id="48" w:author="PR Preview" w:date="2026-01-01T00:00:00Z">
+      <w:ins w:id="54" w:author="PR Preview" w:date="2026-01-01T00:00:00Z">
         <w:r>
           <w:t xml:space="preserve"> </w:t>
         </w:r>
       </w:ins>
-      <w:ins w:id="49" w:author="PR Preview" w:date="2026-01-01T00:00:00Z">
-        <w:r>
-          <w:t xml:space="preserve">the same as at</w:t>
-        </w:r>
-      </w:ins>
-      <w:ins w:id="50" w:author="PR Preview" w:date="2026-01-01T00:00:00Z">
+      <w:ins w:id="55" w:author="PR Preview" w:date="2026-01-01T00:00:00Z">
+        <w:r>
+          <w:t xml:space="preserve">$\sigmoid'(-2) \approx 0.105$</w:t>
+        </w:r>
+      </w:ins>
+      <w:ins w:id="56" w:author="PR Preview" w:date="2026-01-01T00:00:00Z">
+        <w:r>
+          <w:t xml:space="preserve">.</w:t>
+        </w:r>
+      </w:ins>
+    </w:p>
+    <w:p>
+      <w:pPr>
+        <w:pStyle w:val="FirstParagraph"/>
+      </w:pPr>
+      <w:ins w:id="57" w:author="PR Preview" w:date="2026-01-01T00:00:00Z">
+        <w:r>
+          <w:t xml:space="preserve">The labels let the reader find a case at a glance,</w:t>
+        </w:r>
+      </w:ins>
+      <w:ins w:id="58" w:author="PR Preview" w:date="2026-01-01T00:00:00Z">
         <w:r>
           <w:t xml:space="preserve"> </w:t>
         </w:r>
       </w:ins>
-      <m:oMath>
-        <m:r>
-          <m:t>z</m:t>
-        </m:r>
-        <m:r>
-          <m:rPr>
-            <m:sty m:val="p"/>
-          </m:rPr>
-          <m:t>=</m:t>
-        </m:r>
-        <m:r>
-          <m:t>2</m:t>
-        </m:r>
-      </m:oMath>
-      <w:ins w:id="51" w:author="PR Preview" w:date="2026-01-01T00:00:00Z">
-        <w:r>
-          <w:t xml:space="preserve">, by symmetry.</w:t>
-        </w:r>
-      </w:ins>
-    </w:p>
-    <w:p>
-      <w:pPr>
-        <w:pStyle w:val="FirstParagraph"/>
-      </w:pPr>
-      <w:ins w:id="52" w:author="PR Preview" w:date="2026-01-01T00:00:00Z">
-        <w:r>
-          <w:t xml:space="preserve">The labels let the reader find a case at a glance,</w:t>
-        </w:r>
-      </w:ins>
-      <w:ins w:id="53" w:author="PR Preview" w:date="2026-01-01T00:00:00Z">
-        <w:r>
-          <w:t xml:space="preserve"> </w:t>
-        </w:r>
-      </w:ins>
-      <w:ins w:id="54" w:author="PR Preview" w:date="2026-01-01T00:00:00Z">
+      <w:ins w:id="59" w:author="PR Preview" w:date="2026-01-01T00:00:00Z">
         <w:r>
           <w:t xml:space="preserve">and the bullets show that there are three.</w:t>
         </w:r>
@@ -3546,7 +3559,7 @@
       <w:pPr>
         <w:pStyle w:val="FirstParagraph"/>
       </w:pPr>
-      <w:del w:id="55" w:author="PR Preview" w:date="2026-01-01T00:00:00Z">
+      <w:del w:id="60" w:author="PR Preview" w:date="2026-01-01T00:00:00Z">
         <w:r>
           <w:rPr>
             <w:b/>
@@ -3555,12 +3568,12 @@
           <w:delText xml:space="preserve">Example 11 (Rewriting a sentence written to sound formal)</w:delText>
         </w:r>
       </w:del>
-      <w:del w:id="56" w:author="PR Preview" w:date="2026-01-01T00:00:00Z">
+      <w:del w:id="61" w:author="PR Preview" w:date="2026-01-01T00:00:00Z">
         <w:r>
           <w:delText xml:space="preserve"> </w:delText>
         </w:r>
       </w:del>
-      <w:del w:id="57" w:author="PR Preview" w:date="2026-01-01T00:00:00Z">
+      <w:del w:id="62" w:author="PR Preview" w:date="2026-01-01T00:00:00Z">
         <w:r>
           <w:delText xml:space="preserve"> </w:delText>
         </w:r>
@@ -3570,7 +3583,7 @@
       <w:pPr>
         <w:pStyle w:val="FirstParagraph"/>
       </w:pPr>
-      <w:ins w:id="58" w:author="PR Preview" w:date="2026-01-01T00:00:00Z">
+      <w:ins w:id="63" w:author="PR Preview" w:date="2026-01-01T00:00:00Z">
         <w:r>
           <w:rPr>
             <w:b/>
@@ -3579,12 +3592,12 @@
           <w:t xml:space="preserve">Example 12 (Rewriting a sentence written to sound formal)</w:t>
         </w:r>
       </w:ins>
-      <w:ins w:id="59" w:author="PR Preview" w:date="2026-01-01T00:00:00Z">
+      <w:ins w:id="64" w:author="PR Preview" w:date="2026-01-01T00:00:00Z">
         <w:r>
           <w:t xml:space="preserve"> </w:t>
         </w:r>
       </w:ins>
-      <w:ins w:id="60" w:author="PR Preview" w:date="2026-01-01T00:00:00Z">
+      <w:ins w:id="65" w:author="PR Preview" w:date="2026-01-01T00:00:00Z">
         <w:r>
           <w:t xml:space="preserve"> </w:t>
         </w:r>

--- a/pr-preview/pr-354/chapters/conciseness-tracked-changes.docx
+++ b/pr-preview/pr-354/chapters/conciseness-tracked-changes.docx
@@ -26,7 +26,7 @@
       </w:pPr>
       <w:ins w:id="2" w:author="PR Preview" w:date="2026-01-01T00:00:00Z">
         <w:r>
-          <w:t xml:space="preserve">Last modified: 2026-10-26 00:52:41 (PDT)</w:t>
+          <w:t xml:space="preserve">Last modified: 2026-10-26 01:03:10 (PDT)</w:t>
         </w:r>
       </w:ins>
     </w:p>
@@ -3060,7 +3060,7 @@
       </w:ins>
       <w:ins w:id="22" w:author="PR Preview" w:date="2026-01-01T00:00:00Z">
         <w:r>
-          <w:t xml:space="preserve">$\sigmoid'(0) = 1/4$</w:t>
+          <w:t xml:space="preserve">$\dexpitf{0} = 1/4$</w:t>
         </w:r>
       </w:ins>
       <w:ins w:id="23" w:author="PR Preview" w:date="2026-01-01T00:00:00Z">
@@ -3114,7 +3114,7 @@
       </w:ins>
       <w:ins w:id="30" w:author="PR Preview" w:date="2026-01-01T00:00:00Z">
         <w:r>
-          <w:t xml:space="preserve">$\sigmoid'(2) \approx 0.105$</w:t>
+          <w:t xml:space="preserve">$\dexpitf{2} \approx 0.105$</w:t>
         </w:r>
       </w:ins>
       <w:ins w:id="31" w:author="PR Preview" w:date="2026-01-01T00:00:00Z">
@@ -3174,7 +3174,7 @@
       </w:ins>
       <w:ins w:id="38" w:author="PR Preview" w:date="2026-01-01T00:00:00Z">
         <w:r>
-          <w:t xml:space="preserve">$\sigmoid'(-2) \approx 0.105$</w:t>
+          <w:t xml:space="preserve">$\dexpitf{-2} \approx 0.105$</w:t>
         </w:r>
       </w:ins>
       <w:ins w:id="39" w:author="PR Preview" w:date="2026-01-01T00:00:00Z">
@@ -3199,7 +3199,7 @@
       </w:ins>
       <w:ins w:id="42" w:author="PR Preview" w:date="2026-01-01T00:00:00Z">
         <w:r>
-          <w:t xml:space="preserve">$\sigmoid'(z)$</w:t>
+          <w:t xml:space="preserve">$\dexpitf{z}$</w:t>
         </w:r>
       </w:ins>
       <w:ins w:id="43" w:author="PR Preview" w:date="2026-01-01T00:00:00Z">
@@ -3251,7 +3251,7 @@
       </w:ins>
       <w:ins w:id="47" w:author="PR Preview" w:date="2026-01-01T00:00:00Z">
         <w:r>
-          <w:t xml:space="preserve">$\sigmoid'(0) = 1/4$</w:t>
+          <w:t xml:space="preserve">$\dexpitf{0} = 1/4$</w:t>
         </w:r>
       </w:ins>
       <w:ins w:id="48" w:author="PR Preview" w:date="2026-01-01T00:00:00Z">
@@ -3298,7 +3298,7 @@
       </w:ins>
       <w:ins w:id="51" w:author="PR Preview" w:date="2026-01-01T00:00:00Z">
         <w:r>
-          <w:t xml:space="preserve">$\sigmoid'(2) \approx 0.105$</w:t>
+          <w:t xml:space="preserve">$\dexpitf{2} \approx 0.105$</w:t>
         </w:r>
       </w:ins>
       <w:ins w:id="52" w:author="PR Preview" w:date="2026-01-01T00:00:00Z">
@@ -3351,7 +3351,7 @@
       </w:ins>
       <w:ins w:id="55" w:author="PR Preview" w:date="2026-01-01T00:00:00Z">
         <w:r>
-          <w:t xml:space="preserve">$\sigmoid'(-2) \approx 0.105$</w:t>
+          <w:t xml:space="preserve">$\dexpitf{-2} \approx 0.105$</w:t>
         </w:r>
       </w:ins>
       <w:ins w:id="56" w:author="PR Preview" w:date="2026-01-01T00:00:00Z">

--- a/pr-preview/pr-354/chapters/conciseness-tracked-changes.docx
+++ b/pr-preview/pr-354/chapters/conciseness-tracked-changes.docx
@@ -26,7 +26,7 @@
       </w:pPr>
       <w:ins w:id="2" w:author="PR Preview" w:date="2026-01-01T00:00:00Z">
         <w:r>
-          <w:t xml:space="preserve">Last modified: 2026-10-26 01:03:10 (PDT)</w:t>
+          <w:t xml:space="preserve">Last modified: 2026-10-26 01:14:04 (PDT)</w:t>
         </w:r>
       </w:ins>
     </w:p>
@@ -2552,32 +2552,12 @@
           <w:t xml:space="preserve">and begin each with a bold label that names the case.</w:t>
         </w:r>
       </w:ins>
+    </w:p>
+    <w:p>
+      <w:pPr>
+        <w:pStyle w:val="BodyText"/>
+      </w:pPr>
       <w:ins w:id="9" w:author="PR Preview" w:date="2026-01-01T00:00:00Z">
-        <w:r>
-          <w:t xml:space="preserve"> </w:t>
-        </w:r>
-      </w:ins>
-      <w:ins w:id="10" w:author="PR Preview" w:date="2026-01-01T00:00:00Z">
-        <w:r>
-          <w:t xml:space="preserve">Display math can sit inside a bullet,</w:t>
-        </w:r>
-      </w:ins>
-      <w:ins w:id="11" w:author="PR Preview" w:date="2026-01-01T00:00:00Z">
-        <w:r>
-          <w:t xml:space="preserve"> </w:t>
-        </w:r>
-      </w:ins>
-      <w:ins w:id="12" w:author="PR Preview" w:date="2026-01-01T00:00:00Z">
-        <w:r>
-          <w:t xml:space="preserve">indented to the bullet’s text.</w:t>
-        </w:r>
-      </w:ins>
-    </w:p>
-    <w:p>
-      <w:pPr>
-        <w:pStyle w:val="BodyText"/>
-      </w:pPr>
-      <w:ins w:id="13" w:author="PR Preview" w:date="2026-01-01T00:00:00Z">
         <w:r>
           <w:t xml:space="preserve">A few mechanics to keep in mind when writing a bullet list:</w:t>
         </w:r>
@@ -2995,7 +2975,7 @@
       <w:pPr>
         <w:pStyle w:val="BodyText"/>
       </w:pPr>
-      <w:ins w:id="14" w:author="PR Preview" w:date="2026-01-01T00:00:00Z">
+      <w:ins w:id="10" w:author="PR Preview" w:date="2026-01-01T00:00:00Z">
         <w:r>
           <w:rPr>
             <w:b/>
@@ -3004,12 +2984,12 @@
           <w:t xml:space="preserve">Example 11 (Turning a paragraph of cases into bullet points)</w:t>
         </w:r>
       </w:ins>
-      <w:ins w:id="15" w:author="PR Preview" w:date="2026-01-01T00:00:00Z">
+      <w:ins w:id="11" w:author="PR Preview" w:date="2026-01-01T00:00:00Z">
         <w:r>
           <w:t xml:space="preserve"> </w:t>
         </w:r>
       </w:ins>
-      <w:ins w:id="16" w:author="PR Preview" w:date="2026-01-01T00:00:00Z">
+      <w:ins w:id="12" w:author="PR Preview" w:date="2026-01-01T00:00:00Z">
         <w:r>
           <w:t xml:space="preserve"> </w:t>
         </w:r>
@@ -3019,12 +2999,12 @@
       <w:pPr>
         <w:pStyle w:val="BlockText"/>
       </w:pPr>
-      <w:ins w:id="17" w:author="PR Preview" w:date="2026-01-01T00:00:00Z">
+      <w:ins w:id="13" w:author="PR Preview" w:date="2026-01-01T00:00:00Z">
         <w:r>
           <w:t xml:space="preserve">❌ At</w:t>
         </w:r>
       </w:ins>
-      <w:ins w:id="18" w:author="PR Preview" w:date="2026-01-01T00:00:00Z">
+      <w:ins w:id="14" w:author="PR Preview" w:date="2026-01-01T00:00:00Z">
         <w:r>
           <w:t xml:space="preserve"> </w:t>
         </w:r>
@@ -3043,42 +3023,42 @@
           <m:t>0</m:t>
         </m:r>
       </m:oMath>
+      <w:ins w:id="15" w:author="PR Preview" w:date="2026-01-01T00:00:00Z">
+        <w:r>
+          <w:t xml:space="preserve"> </w:t>
+        </w:r>
+      </w:ins>
+      <w:ins w:id="16" w:author="PR Preview" w:date="2026-01-01T00:00:00Z">
+        <w:r>
+          <w:t xml:space="preserve">the slope is</w:t>
+        </w:r>
+      </w:ins>
+      <w:ins w:id="17" w:author="PR Preview" w:date="2026-01-01T00:00:00Z">
+        <w:r>
+          <w:t xml:space="preserve"> </w:t>
+        </w:r>
+      </w:ins>
+      <w:ins w:id="18" w:author="PR Preview" w:date="2026-01-01T00:00:00Z">
+        <w:r>
+          <w:t xml:space="preserve">$\dexpitf{0} = 1/4$</w:t>
+        </w:r>
+      </w:ins>
       <w:ins w:id="19" w:author="PR Preview" w:date="2026-01-01T00:00:00Z">
         <w:r>
-          <w:t xml:space="preserve"> </w:t>
+          <w:t xml:space="preserve">.</w:t>
         </w:r>
       </w:ins>
       <w:ins w:id="20" w:author="PR Preview" w:date="2026-01-01T00:00:00Z">
         <w:r>
-          <w:t xml:space="preserve">the slope is</w:t>
+          <w:t xml:space="preserve"> </w:t>
         </w:r>
       </w:ins>
       <w:ins w:id="21" w:author="PR Preview" w:date="2026-01-01T00:00:00Z">
         <w:r>
-          <w:t xml:space="preserve"> </w:t>
+          <w:t xml:space="preserve">At</w:t>
         </w:r>
       </w:ins>
       <w:ins w:id="22" w:author="PR Preview" w:date="2026-01-01T00:00:00Z">
-        <w:r>
-          <w:t xml:space="preserve">$\dexpitf{0} = 1/4$</w:t>
-        </w:r>
-      </w:ins>
-      <w:ins w:id="23" w:author="PR Preview" w:date="2026-01-01T00:00:00Z">
-        <w:r>
-          <w:t xml:space="preserve">.</w:t>
-        </w:r>
-      </w:ins>
-      <w:ins w:id="24" w:author="PR Preview" w:date="2026-01-01T00:00:00Z">
-        <w:r>
-          <w:t xml:space="preserve"> </w:t>
-        </w:r>
-      </w:ins>
-      <w:ins w:id="25" w:author="PR Preview" w:date="2026-01-01T00:00:00Z">
-        <w:r>
-          <w:t xml:space="preserve">At</w:t>
-        </w:r>
-      </w:ins>
-      <w:ins w:id="26" w:author="PR Preview" w:date="2026-01-01T00:00:00Z">
         <w:r>
           <w:t xml:space="preserve"> </w:t>
         </w:r>
@@ -3097,42 +3077,42 @@
           <m:t>2</m:t>
         </m:r>
       </m:oMath>
+      <w:ins w:id="23" w:author="PR Preview" w:date="2026-01-01T00:00:00Z">
+        <w:r>
+          <w:t xml:space="preserve"> </w:t>
+        </w:r>
+      </w:ins>
+      <w:ins w:id="24" w:author="PR Preview" w:date="2026-01-01T00:00:00Z">
+        <w:r>
+          <w:t xml:space="preserve">it is</w:t>
+        </w:r>
+      </w:ins>
+      <w:ins w:id="25" w:author="PR Preview" w:date="2026-01-01T00:00:00Z">
+        <w:r>
+          <w:t xml:space="preserve"> </w:t>
+        </w:r>
+      </w:ins>
+      <w:ins w:id="26" w:author="PR Preview" w:date="2026-01-01T00:00:00Z">
+        <w:r>
+          <w:t xml:space="preserve">$\dexpitf{2} \approx 0.105$</w:t>
+        </w:r>
+      </w:ins>
       <w:ins w:id="27" w:author="PR Preview" w:date="2026-01-01T00:00:00Z">
         <w:r>
-          <w:t xml:space="preserve"> </w:t>
+          <w:t xml:space="preserve">.</w:t>
         </w:r>
       </w:ins>
       <w:ins w:id="28" w:author="PR Preview" w:date="2026-01-01T00:00:00Z">
         <w:r>
-          <w:t xml:space="preserve">it is</w:t>
+          <w:t xml:space="preserve"> </w:t>
         </w:r>
       </w:ins>
       <w:ins w:id="29" w:author="PR Preview" w:date="2026-01-01T00:00:00Z">
         <w:r>
-          <w:t xml:space="preserve"> </w:t>
+          <w:t xml:space="preserve">At</w:t>
         </w:r>
       </w:ins>
       <w:ins w:id="30" w:author="PR Preview" w:date="2026-01-01T00:00:00Z">
-        <w:r>
-          <w:t xml:space="preserve">$\dexpitf{2} \approx 0.105$</w:t>
-        </w:r>
-      </w:ins>
-      <w:ins w:id="31" w:author="PR Preview" w:date="2026-01-01T00:00:00Z">
-        <w:r>
-          <w:t xml:space="preserve">.</w:t>
-        </w:r>
-      </w:ins>
-      <w:ins w:id="32" w:author="PR Preview" w:date="2026-01-01T00:00:00Z">
-        <w:r>
-          <w:t xml:space="preserve"> </w:t>
-        </w:r>
-      </w:ins>
-      <w:ins w:id="33" w:author="PR Preview" w:date="2026-01-01T00:00:00Z">
-        <w:r>
-          <w:t xml:space="preserve">At</w:t>
-        </w:r>
-      </w:ins>
-      <w:ins w:id="34" w:author="PR Preview" w:date="2026-01-01T00:00:00Z">
         <w:r>
           <w:t xml:space="preserve"> </w:t>
         </w:r>
@@ -3157,14 +3137,39 @@
           <m:t>2</m:t>
         </m:r>
       </m:oMath>
+      <w:ins w:id="31" w:author="PR Preview" w:date="2026-01-01T00:00:00Z">
+        <w:r>
+          <w:t xml:space="preserve"> </w:t>
+        </w:r>
+      </w:ins>
+      <w:ins w:id="32" w:author="PR Preview" w:date="2026-01-01T00:00:00Z">
+        <w:r>
+          <w:t xml:space="preserve">it is</w:t>
+        </w:r>
+      </w:ins>
+      <w:ins w:id="33" w:author="PR Preview" w:date="2026-01-01T00:00:00Z">
+        <w:r>
+          <w:t xml:space="preserve"> </w:t>
+        </w:r>
+      </w:ins>
+      <w:ins w:id="34" w:author="PR Preview" w:date="2026-01-01T00:00:00Z">
+        <w:r>
+          <w:t xml:space="preserve">$\dexpitf{-2} \approx 0.105$</w:t>
+        </w:r>
+      </w:ins>
       <w:ins w:id="35" w:author="PR Preview" w:date="2026-01-01T00:00:00Z">
         <w:r>
-          <w:t xml:space="preserve"> </w:t>
+          <w:t xml:space="preserve">.</w:t>
         </w:r>
       </w:ins>
+    </w:p>
+    <w:p>
+      <w:pPr>
+        <w:pStyle w:val="BlockText"/>
+      </w:pPr>
       <w:ins w:id="36" w:author="PR Preview" w:date="2026-01-01T00:00:00Z">
         <w:r>
-          <w:t xml:space="preserve">it is</w:t>
+          <w:t xml:space="preserve">✅ The slope</w:t>
         </w:r>
       </w:ins>
       <w:ins w:id="37" w:author="PR Preview" w:date="2026-01-01T00:00:00Z">
@@ -3174,40 +3179,15 @@
       </w:ins>
       <w:ins w:id="38" w:author="PR Preview" w:date="2026-01-01T00:00:00Z">
         <w:r>
-          <w:t xml:space="preserve">$\dexpitf{-2} \approx 0.105$</w:t>
+          <w:t xml:space="preserve">$\dexpitf{z}$</w:t>
         </w:r>
       </w:ins>
       <w:ins w:id="39" w:author="PR Preview" w:date="2026-01-01T00:00:00Z">
         <w:r>
-          <w:t xml:space="preserve">.</w:t>
+          <w:t xml:space="preserve"> </w:t>
         </w:r>
       </w:ins>
-    </w:p>
-    <w:p>
-      <w:pPr>
-        <w:pStyle w:val="BlockText"/>
-      </w:pPr>
       <w:ins w:id="40" w:author="PR Preview" w:date="2026-01-01T00:00:00Z">
-        <w:r>
-          <w:t xml:space="preserve">✅ The slope</w:t>
-        </w:r>
-      </w:ins>
-      <w:ins w:id="41" w:author="PR Preview" w:date="2026-01-01T00:00:00Z">
-        <w:r>
-          <w:t xml:space="preserve"> </w:t>
-        </w:r>
-      </w:ins>
-      <w:ins w:id="42" w:author="PR Preview" w:date="2026-01-01T00:00:00Z">
-        <w:r>
-          <w:t xml:space="preserve">$\dexpitf{z}$</w:t>
-        </w:r>
-      </w:ins>
-      <w:ins w:id="43" w:author="PR Preview" w:date="2026-01-01T00:00:00Z">
-        <w:r>
-          <w:t xml:space="preserve"> </w:t>
-        </w:r>
-      </w:ins>
-      <w:ins w:id="44" w:author="PR Preview" w:date="2026-01-01T00:00:00Z">
         <w:r>
           <w:t xml:space="preserve">at three scores:</w:t>
         </w:r>
@@ -3235,7 +3215,7 @@
           <m:t>0</m:t>
         </m:r>
       </m:oMath>
-      <w:ins w:id="45" w:author="PR Preview" w:date="2026-01-01T00:00:00Z">
+      <w:ins w:id="41" w:author="PR Preview" w:date="2026-01-01T00:00:00Z">
         <w:r>
           <w:rPr>
             <w:b/>
@@ -3244,17 +3224,17 @@
           <w:t xml:space="preserve">:</w:t>
         </w:r>
       </w:ins>
-      <w:ins w:id="46" w:author="PR Preview" w:date="2026-01-01T00:00:00Z">
+      <w:ins w:id="42" w:author="PR Preview" w:date="2026-01-01T00:00:00Z">
         <w:r>
           <w:t xml:space="preserve"> </w:t>
         </w:r>
       </w:ins>
-      <w:ins w:id="47" w:author="PR Preview" w:date="2026-01-01T00:00:00Z">
+      <w:ins w:id="43" w:author="PR Preview" w:date="2026-01-01T00:00:00Z">
         <w:r>
           <w:t xml:space="preserve">$\dexpitf{0} = 1/4$</w:t>
         </w:r>
       </w:ins>
-      <w:ins w:id="48" w:author="PR Preview" w:date="2026-01-01T00:00:00Z">
+      <w:ins w:id="44" w:author="PR Preview" w:date="2026-01-01T00:00:00Z">
         <w:r>
           <w:t xml:space="preserve">.</w:t>
         </w:r>
@@ -3282,7 +3262,7 @@
           <m:t>2</m:t>
         </m:r>
       </m:oMath>
-      <w:ins w:id="49" w:author="PR Preview" w:date="2026-01-01T00:00:00Z">
+      <w:ins w:id="45" w:author="PR Preview" w:date="2026-01-01T00:00:00Z">
         <w:r>
           <w:rPr>
             <w:b/>
@@ -3291,17 +3271,17 @@
           <w:t xml:space="preserve">:</w:t>
         </w:r>
       </w:ins>
-      <w:ins w:id="50" w:author="PR Preview" w:date="2026-01-01T00:00:00Z">
+      <w:ins w:id="46" w:author="PR Preview" w:date="2026-01-01T00:00:00Z">
         <w:r>
           <w:t xml:space="preserve"> </w:t>
         </w:r>
       </w:ins>
-      <w:ins w:id="51" w:author="PR Preview" w:date="2026-01-01T00:00:00Z">
+      <w:ins w:id="47" w:author="PR Preview" w:date="2026-01-01T00:00:00Z">
         <w:r>
           <w:t xml:space="preserve">$\dexpitf{2} \approx 0.105$</w:t>
         </w:r>
       </w:ins>
-      <w:ins w:id="52" w:author="PR Preview" w:date="2026-01-01T00:00:00Z">
+      <w:ins w:id="48" w:author="PR Preview" w:date="2026-01-01T00:00:00Z">
         <w:r>
           <w:t xml:space="preserve">.</w:t>
         </w:r>
@@ -3335,7 +3315,7 @@
           <m:t>2</m:t>
         </m:r>
       </m:oMath>
-      <w:ins w:id="53" w:author="PR Preview" w:date="2026-01-01T00:00:00Z">
+      <w:ins w:id="49" w:author="PR Preview" w:date="2026-01-01T00:00:00Z">
         <w:r>
           <w:rPr>
             <w:b/>
@@ -3344,37 +3324,37 @@
           <w:t xml:space="preserve">:</w:t>
         </w:r>
       </w:ins>
+      <w:ins w:id="50" w:author="PR Preview" w:date="2026-01-01T00:00:00Z">
+        <w:r>
+          <w:t xml:space="preserve"> </w:t>
+        </w:r>
+      </w:ins>
+      <w:ins w:id="51" w:author="PR Preview" w:date="2026-01-01T00:00:00Z">
+        <w:r>
+          <w:t xml:space="preserve">$\dexpitf{-2} \approx 0.105$</w:t>
+        </w:r>
+      </w:ins>
+      <w:ins w:id="52" w:author="PR Preview" w:date="2026-01-01T00:00:00Z">
+        <w:r>
+          <w:t xml:space="preserve">.</w:t>
+        </w:r>
+      </w:ins>
+    </w:p>
+    <w:p>
+      <w:pPr>
+        <w:pStyle w:val="FirstParagraph"/>
+      </w:pPr>
+      <w:ins w:id="53" w:author="PR Preview" w:date="2026-01-01T00:00:00Z">
+        <w:r>
+          <w:t xml:space="preserve">The labels let the reader find a case at a glance,</w:t>
+        </w:r>
+      </w:ins>
       <w:ins w:id="54" w:author="PR Preview" w:date="2026-01-01T00:00:00Z">
         <w:r>
           <w:t xml:space="preserve"> </w:t>
         </w:r>
       </w:ins>
       <w:ins w:id="55" w:author="PR Preview" w:date="2026-01-01T00:00:00Z">
-        <w:r>
-          <w:t xml:space="preserve">$\dexpitf{-2} \approx 0.105$</w:t>
-        </w:r>
-      </w:ins>
-      <w:ins w:id="56" w:author="PR Preview" w:date="2026-01-01T00:00:00Z">
-        <w:r>
-          <w:t xml:space="preserve">.</w:t>
-        </w:r>
-      </w:ins>
-    </w:p>
-    <w:p>
-      <w:pPr>
-        <w:pStyle w:val="FirstParagraph"/>
-      </w:pPr>
-      <w:ins w:id="57" w:author="PR Preview" w:date="2026-01-01T00:00:00Z">
-        <w:r>
-          <w:t xml:space="preserve">The labels let the reader find a case at a glance,</w:t>
-        </w:r>
-      </w:ins>
-      <w:ins w:id="58" w:author="PR Preview" w:date="2026-01-01T00:00:00Z">
-        <w:r>
-          <w:t xml:space="preserve"> </w:t>
-        </w:r>
-      </w:ins>
-      <w:ins w:id="59" w:author="PR Preview" w:date="2026-01-01T00:00:00Z">
         <w:r>
           <w:t xml:space="preserve">and the bullets show that there are three.</w:t>
         </w:r>
@@ -3559,7 +3539,7 @@
       <w:pPr>
         <w:pStyle w:val="FirstParagraph"/>
       </w:pPr>
-      <w:del w:id="60" w:author="PR Preview" w:date="2026-01-01T00:00:00Z">
+      <w:del w:id="56" w:author="PR Preview" w:date="2026-01-01T00:00:00Z">
         <w:r>
           <w:rPr>
             <w:b/>
@@ -3568,12 +3548,12 @@
           <w:delText xml:space="preserve">Example 11 (Rewriting a sentence written to sound formal)</w:delText>
         </w:r>
       </w:del>
-      <w:del w:id="61" w:author="PR Preview" w:date="2026-01-01T00:00:00Z">
+      <w:del w:id="57" w:author="PR Preview" w:date="2026-01-01T00:00:00Z">
         <w:r>
           <w:delText xml:space="preserve"> </w:delText>
         </w:r>
       </w:del>
-      <w:del w:id="62" w:author="PR Preview" w:date="2026-01-01T00:00:00Z">
+      <w:del w:id="58" w:author="PR Preview" w:date="2026-01-01T00:00:00Z">
         <w:r>
           <w:delText xml:space="preserve"> </w:delText>
         </w:r>
@@ -3583,7 +3563,7 @@
       <w:pPr>
         <w:pStyle w:val="FirstParagraph"/>
       </w:pPr>
-      <w:ins w:id="63" w:author="PR Preview" w:date="2026-01-01T00:00:00Z">
+      <w:ins w:id="59" w:author="PR Preview" w:date="2026-01-01T00:00:00Z">
         <w:r>
           <w:rPr>
             <w:b/>
@@ -3592,12 +3572,12 @@
           <w:t xml:space="preserve">Example 12 (Rewriting a sentence written to sound formal)</w:t>
         </w:r>
       </w:ins>
-      <w:ins w:id="64" w:author="PR Preview" w:date="2026-01-01T00:00:00Z">
+      <w:ins w:id="60" w:author="PR Preview" w:date="2026-01-01T00:00:00Z">
         <w:r>
           <w:t xml:space="preserve"> </w:t>
         </w:r>
       </w:ins>
-      <w:ins w:id="65" w:author="PR Preview" w:date="2026-01-01T00:00:00Z">
+      <w:ins w:id="61" w:author="PR Preview" w:date="2026-01-01T00:00:00Z">
         <w:r>
           <w:t xml:space="preserve"> </w:t>
         </w:r>

--- a/pr-preview/pr-354/chapters/conciseness-tracked-changes.docx
+++ b/pr-preview/pr-354/chapters/conciseness-tracked-changes.docx
@@ -16,7 +16,7 @@
       </w:pPr>
       <w:del w:id="1" w:author="PR Preview" w:date="2026-01-01T00:00:00Z">
         <w:r>
-          <w:delText xml:space="preserve">Last modified: 2026-10-25 19:48:50 (PDT)</w:delText>
+          <w:delText xml:space="preserve">Last modified: 2026-10-26 00:55:25 (PDT)</w:delText>
         </w:r>
       </w:del>
     </w:p>
@@ -26,7 +26,7 @@
       </w:pPr>
       <w:ins w:id="2" w:author="PR Preview" w:date="2026-01-01T00:00:00Z">
         <w:r>
-          <w:t xml:space="preserve">Last modified: 2026-10-26 01:14:04 (PDT)</w:t>
+          <w:t xml:space="preserve">Last modified: 2026-10-26 01:27:10 (PDT)</w:t>
         </w:r>
       </w:ins>
     </w:p>
@@ -2491,67 +2491,67 @@
       <w:pPr>
         <w:pStyle w:val="BodyText"/>
       </w:pPr>
-      <w:r>
-        <w:t xml:space="preserve">Bullet lists matter most on slides,</w:t>
-      </w:r>
-      <w:r>
-        <w:t xml:space="preserve"> </w:t>
-      </w:r>
-      <w:r>
-        <w:t xml:space="preserve">where a reader scans a list rather than reading it as a sentence.</w:t>
-      </w:r>
-      <w:r>
-        <w:t xml:space="preserve"> </w:t>
-      </w:r>
-      <w:r>
-        <w:t xml:space="preserve">The rule is one case of a broader preference for more structure:</w:t>
-      </w:r>
-      <w:r>
-        <w:t xml:space="preserve"> </w:t>
-      </w:r>
-      <w:r>
-        <w:t xml:space="preserve">when content has a shape, show that shape in the markup.</w:t>
-      </w:r>
-    </w:p>
-    <w:p>
-      <w:pPr>
-        <w:pStyle w:val="BodyText"/>
-      </w:pPr>
-      <w:del w:id="3" w:author="PR Preview" w:date="2026-01-01T00:00:00Z">
-        <w:r>
-          <w:delText xml:space="preserve">A few mechanics to keep in mind when writing one:</w:delText>
-        </w:r>
-      </w:del>
-    </w:p>
-    <w:p>
-      <w:pPr>
-        <w:pStyle w:val="BodyText"/>
-      </w:pPr>
+      <w:ins w:id="3" w:author="PR Preview" w:date="2026-01-01T00:00:00Z">
+        <w:r>
+          <w:t xml:space="preserve">A case analysis is a parallel run too.</w:t>
+        </w:r>
+      </w:ins>
       <w:ins w:id="4" w:author="PR Preview" w:date="2026-01-01T00:00:00Z">
         <w:r>
-          <w:t xml:space="preserve">A case analysis is a parallel run too.</w:t>
+          <w:t xml:space="preserve"> </w:t>
         </w:r>
       </w:ins>
       <w:ins w:id="5" w:author="PR Preview" w:date="2026-01-01T00:00:00Z">
         <w:r>
-          <w:t xml:space="preserve"> </w:t>
+          <w:t xml:space="preserve">Write one bullet per case,</w:t>
         </w:r>
       </w:ins>
       <w:ins w:id="6" w:author="PR Preview" w:date="2026-01-01T00:00:00Z">
         <w:r>
-          <w:t xml:space="preserve">Write one bullet per case,</w:t>
+          <w:t xml:space="preserve"> </w:t>
         </w:r>
       </w:ins>
       <w:ins w:id="7" w:author="PR Preview" w:date="2026-01-01T00:00:00Z">
         <w:r>
-          <w:t xml:space="preserve"> </w:t>
+          <w:t xml:space="preserve">and begin each with a bold label that names the case.</w:t>
         </w:r>
       </w:ins>
-      <w:ins w:id="8" w:author="PR Preview" w:date="2026-01-01T00:00:00Z">
-        <w:r>
-          <w:t xml:space="preserve">and begin each with a bold label that names the case.</w:t>
-        </w:r>
-      </w:ins>
+    </w:p>
+    <w:p>
+      <w:pPr>
+        <w:pStyle w:val="BodyText"/>
+      </w:pPr>
+      <w:r>
+        <w:t xml:space="preserve">Bullet lists matter most on slides,</w:t>
+      </w:r>
+      <w:r>
+        <w:t xml:space="preserve"> </w:t>
+      </w:r>
+      <w:r>
+        <w:t xml:space="preserve">where a reader scans a list rather than reading it as a sentence.</w:t>
+      </w:r>
+      <w:r>
+        <w:t xml:space="preserve"> </w:t>
+      </w:r>
+      <w:r>
+        <w:t xml:space="preserve">The rule is one case of a broader preference for more structure:</w:t>
+      </w:r>
+      <w:r>
+        <w:t xml:space="preserve"> </w:t>
+      </w:r>
+      <w:r>
+        <w:t xml:space="preserve">when content has a shape, show that shape in the markup.</w:t>
+      </w:r>
+    </w:p>
+    <w:p>
+      <w:pPr>
+        <w:pStyle w:val="BodyText"/>
+      </w:pPr>
+      <w:del w:id="8" w:author="PR Preview" w:date="2026-01-01T00:00:00Z">
+        <w:r>
+          <w:delText xml:space="preserve">A few mechanics to keep in mind when writing one:</w:delText>
+        </w:r>
+      </w:del>
     </w:p>
     <w:p>
       <w:pPr>
@@ -3189,7 +3189,22 @@
       </w:ins>
       <w:ins w:id="40" w:author="PR Preview" w:date="2026-01-01T00:00:00Z">
         <w:r>
-          <w:t xml:space="preserve">at three scores:</w:t>
+          <w:t xml:space="preserve">at three values of</w:t>
+        </w:r>
+      </w:ins>
+      <w:ins w:id="41" w:author="PR Preview" w:date="2026-01-01T00:00:00Z">
+        <w:r>
+          <w:t xml:space="preserve"> </w:t>
+        </w:r>
+      </w:ins>
+      <m:oMath>
+        <m:r>
+          <m:t>z</m:t>
+        </m:r>
+      </m:oMath>
+      <w:ins w:id="42" w:author="PR Preview" w:date="2026-01-01T00:00:00Z">
+        <w:r>
+          <w:t xml:space="preserve">:</w:t>
         </w:r>
       </w:ins>
     </w:p>
@@ -3215,7 +3230,7 @@
           <m:t>0</m:t>
         </m:r>
       </m:oMath>
-      <w:ins w:id="41" w:author="PR Preview" w:date="2026-01-01T00:00:00Z">
+      <w:ins w:id="43" w:author="PR Preview" w:date="2026-01-01T00:00:00Z">
         <w:r>
           <w:rPr>
             <w:b/>
@@ -3224,17 +3239,17 @@
           <w:t xml:space="preserve">:</w:t>
         </w:r>
       </w:ins>
-      <w:ins w:id="42" w:author="PR Preview" w:date="2026-01-01T00:00:00Z">
+      <w:ins w:id="44" w:author="PR Preview" w:date="2026-01-01T00:00:00Z">
         <w:r>
           <w:t xml:space="preserve"> </w:t>
         </w:r>
       </w:ins>
-      <w:ins w:id="43" w:author="PR Preview" w:date="2026-01-01T00:00:00Z">
+      <w:ins w:id="45" w:author="PR Preview" w:date="2026-01-01T00:00:00Z">
         <w:r>
           <w:t xml:space="preserve">$\dexpitf{0} = 1/4$</w:t>
         </w:r>
       </w:ins>
-      <w:ins w:id="44" w:author="PR Preview" w:date="2026-01-01T00:00:00Z">
+      <w:ins w:id="46" w:author="PR Preview" w:date="2026-01-01T00:00:00Z">
         <w:r>
           <w:t xml:space="preserve">.</w:t>
         </w:r>
@@ -3262,7 +3277,7 @@
           <m:t>2</m:t>
         </m:r>
       </m:oMath>
-      <w:ins w:id="45" w:author="PR Preview" w:date="2026-01-01T00:00:00Z">
+      <w:ins w:id="47" w:author="PR Preview" w:date="2026-01-01T00:00:00Z">
         <w:r>
           <w:rPr>
             <w:b/>
@@ -3271,17 +3286,17 @@
           <w:t xml:space="preserve">:</w:t>
         </w:r>
       </w:ins>
-      <w:ins w:id="46" w:author="PR Preview" w:date="2026-01-01T00:00:00Z">
+      <w:ins w:id="48" w:author="PR Preview" w:date="2026-01-01T00:00:00Z">
         <w:r>
           <w:t xml:space="preserve"> </w:t>
         </w:r>
       </w:ins>
-      <w:ins w:id="47" w:author="PR Preview" w:date="2026-01-01T00:00:00Z">
+      <w:ins w:id="49" w:author="PR Preview" w:date="2026-01-01T00:00:00Z">
         <w:r>
           <w:t xml:space="preserve">$\dexpitf{2} \approx 0.105$</w:t>
         </w:r>
       </w:ins>
-      <w:ins w:id="48" w:author="PR Preview" w:date="2026-01-01T00:00:00Z">
+      <w:ins w:id="50" w:author="PR Preview" w:date="2026-01-01T00:00:00Z">
         <w:r>
           <w:t xml:space="preserve">.</w:t>
         </w:r>
@@ -3315,7 +3330,7 @@
           <m:t>2</m:t>
         </m:r>
       </m:oMath>
-      <w:ins w:id="49" w:author="PR Preview" w:date="2026-01-01T00:00:00Z">
+      <w:ins w:id="51" w:author="PR Preview" w:date="2026-01-01T00:00:00Z">
         <w:r>
           <w:rPr>
             <w:b/>
@@ -3324,37 +3339,37 @@
           <w:t xml:space="preserve">:</w:t>
         </w:r>
       </w:ins>
-      <w:ins w:id="50" w:author="PR Preview" w:date="2026-01-01T00:00:00Z">
+      <w:ins w:id="52" w:author="PR Preview" w:date="2026-01-01T00:00:00Z">
         <w:r>
           <w:t xml:space="preserve"> </w:t>
         </w:r>
       </w:ins>
-      <w:ins w:id="51" w:author="PR Preview" w:date="2026-01-01T00:00:00Z">
+      <w:ins w:id="53" w:author="PR Preview" w:date="2026-01-01T00:00:00Z">
         <w:r>
           <w:t xml:space="preserve">$\dexpitf{-2} \approx 0.105$</w:t>
-        </w:r>
-      </w:ins>
-      <w:ins w:id="52" w:author="PR Preview" w:date="2026-01-01T00:00:00Z">
-        <w:r>
-          <w:t xml:space="preserve">.</w:t>
-        </w:r>
-      </w:ins>
-    </w:p>
-    <w:p>
-      <w:pPr>
-        <w:pStyle w:val="FirstParagraph"/>
-      </w:pPr>
-      <w:ins w:id="53" w:author="PR Preview" w:date="2026-01-01T00:00:00Z">
-        <w:r>
-          <w:t xml:space="preserve">The labels let the reader find a case at a glance,</w:t>
         </w:r>
       </w:ins>
       <w:ins w:id="54" w:author="PR Preview" w:date="2026-01-01T00:00:00Z">
         <w:r>
+          <w:t xml:space="preserve">.</w:t>
+        </w:r>
+      </w:ins>
+    </w:p>
+    <w:p>
+      <w:pPr>
+        <w:pStyle w:val="FirstParagraph"/>
+      </w:pPr>
+      <w:ins w:id="55" w:author="PR Preview" w:date="2026-01-01T00:00:00Z">
+        <w:r>
+          <w:t xml:space="preserve">The labels let the reader find a case at a glance,</w:t>
+        </w:r>
+      </w:ins>
+      <w:ins w:id="56" w:author="PR Preview" w:date="2026-01-01T00:00:00Z">
+        <w:r>
           <w:t xml:space="preserve"> </w:t>
         </w:r>
       </w:ins>
-      <w:ins w:id="55" w:author="PR Preview" w:date="2026-01-01T00:00:00Z">
+      <w:ins w:id="57" w:author="PR Preview" w:date="2026-01-01T00:00:00Z">
         <w:r>
           <w:t xml:space="preserve">and the bullets show that there are three.</w:t>
         </w:r>
@@ -3539,7 +3554,7 @@
       <w:pPr>
         <w:pStyle w:val="FirstParagraph"/>
       </w:pPr>
-      <w:del w:id="56" w:author="PR Preview" w:date="2026-01-01T00:00:00Z">
+      <w:del w:id="58" w:author="PR Preview" w:date="2026-01-01T00:00:00Z">
         <w:r>
           <w:rPr>
             <w:b/>
@@ -3548,12 +3563,12 @@
           <w:delText xml:space="preserve">Example 11 (Rewriting a sentence written to sound formal)</w:delText>
         </w:r>
       </w:del>
-      <w:del w:id="57" w:author="PR Preview" w:date="2026-01-01T00:00:00Z">
+      <w:del w:id="59" w:author="PR Preview" w:date="2026-01-01T00:00:00Z">
         <w:r>
           <w:delText xml:space="preserve"> </w:delText>
         </w:r>
       </w:del>
-      <w:del w:id="58" w:author="PR Preview" w:date="2026-01-01T00:00:00Z">
+      <w:del w:id="60" w:author="PR Preview" w:date="2026-01-01T00:00:00Z">
         <w:r>
           <w:delText xml:space="preserve"> </w:delText>
         </w:r>
@@ -3563,7 +3578,7 @@
       <w:pPr>
         <w:pStyle w:val="FirstParagraph"/>
       </w:pPr>
-      <w:ins w:id="59" w:author="PR Preview" w:date="2026-01-01T00:00:00Z">
+      <w:ins w:id="61" w:author="PR Preview" w:date="2026-01-01T00:00:00Z">
         <w:r>
           <w:rPr>
             <w:b/>
@@ -3572,12 +3587,12 @@
           <w:t xml:space="preserve">Example 12 (Rewriting a sentence written to sound formal)</w:t>
         </w:r>
       </w:ins>
-      <w:ins w:id="60" w:author="PR Preview" w:date="2026-01-01T00:00:00Z">
+      <w:ins w:id="62" w:author="PR Preview" w:date="2026-01-01T00:00:00Z">
         <w:r>
           <w:t xml:space="preserve"> </w:t>
         </w:r>
       </w:ins>
-      <w:ins w:id="61" w:author="PR Preview" w:date="2026-01-01T00:00:00Z">
+      <w:ins w:id="63" w:author="PR Preview" w:date="2026-01-01T00:00:00Z">
         <w:r>
           <w:t xml:space="preserve"> </w:t>
         </w:r>
